--- a/Course/2 Component 2 - Algorithms and Programming/2.1 Elements of Computational Thinking/2.1.1 Thinking Abstractly/3 Worksheet (editable).docx
+++ b/Course/2 Component 2 - Algorithms and Programming/2.1 Elements of Computational Thinking/2.1.1 Thinking Abstractly/3 Worksheet (editable).docx
@@ -7,62 +7,26 @@
         <w:pStyle w:val="Heading1"/>
       </w:pPr>
       <w:r>
+        <w:rPr>
+          <w:b w:val="0"/>
+          <w:i w:val="0"/>
+        </w:rPr>
         <w:t>Quiz — 2.1.1 Thinking Abstractly</w:t>
       </w:r>
     </w:p>
     <w:p>
       <w:r>
-        <w:t xml:space="preserve">Name: </w:t>
-      </w:r>
-      <w:r>
         <w:rPr>
-          <w:b/>
+          <w:b w:val="0"/>
+          <w:i w:val="0"/>
         </w:rPr>
-        <w:t>_</w:t>
-      </w:r>
-      <w:r>
-        <w:rPr>
-          <w:b/>
-        </w:rPr>
-        <w:t>_</w:t>
-      </w:r>
-      <w:r>
-        <w:rPr>
-          <w:b/>
-        </w:rPr>
-        <w:t>_</w:t>
-      </w:r>
-      <w:r>
-        <w:rPr>
-          <w:b/>
-        </w:rPr>
-        <w:t>_</w:t>
-      </w:r>
-      <w:r>
-        <w:rPr>
-          <w:b/>
-        </w:rPr>
-        <w:t xml:space="preserve">   Date: </w:t>
-      </w:r>
-      <w:r>
-        <w:rPr>
-          <w:b/>
-        </w:rPr>
-        <w:t>_</w:t>
-      </w:r>
-      <w:r>
-        <w:rPr>
-          <w:b/>
-        </w:rPr>
-        <w:t xml:space="preserve">_   Mark: </w:t>
-      </w:r>
-      <w:r>
-        <w:t>____ / 20</w:t>
+        <w:t>Name: ______________________   Date: __________   Mark: ______ / 20</w:t>
       </w:r>
     </w:p>
     <w:p>
       <w:r>
         <w:rPr>
+          <w:b w:val="0"/>
           <w:i/>
         </w:rPr>
         <w:t>OCR H446 · Component 02 · 2.1.1</w:t>
@@ -80,6 +44,10 @@
         <w:pStyle w:val="Heading2"/>
       </w:pPr>
       <w:r>
+        <w:rPr>
+          <w:b w:val="0"/>
+          <w:i w:val="0"/>
+        </w:rPr>
         <w:t>Section A — Multiple choice (6 marks)</w:t>
       </w:r>
     </w:p>
@@ -87,35 +55,60 @@
       <w:r>
         <w:rPr>
           <w:b/>
+          <w:i w:val="0"/>
         </w:rPr>
         <w:t>1.</w:t>
       </w:r>
       <w:r>
+        <w:rPr>
+          <w:b w:val="0"/>
+          <w:i w:val="0"/>
+        </w:rPr>
         <w:t xml:space="preserve"> A team modelling a city's road network for a route-finding app represent junctions as nodes and roads as weighted edges, ignoring road surface and street names. This is an example of:</w:t>
       </w:r>
     </w:p>
     <w:p>
       <w:r>
+        <w:rPr>
+          <w:b w:val="0"/>
+          <w:i w:val="0"/>
+        </w:rPr>
         <w:t>A. Decomposition</w:t>
       </w:r>
     </w:p>
     <w:p>
       <w:r>
+        <w:rPr>
+          <w:b w:val="0"/>
+          <w:i w:val="0"/>
+        </w:rPr>
         <w:t>B. Representational abstraction</w:t>
       </w:r>
     </w:p>
     <w:p>
       <w:r>
+        <w:rPr>
+          <w:b w:val="0"/>
+          <w:i w:val="0"/>
+        </w:rPr>
         <w:t>C. Caching</w:t>
       </w:r>
     </w:p>
     <w:p>
       <w:r>
+        <w:rPr>
+          <w:b w:val="0"/>
+          <w:i w:val="0"/>
+        </w:rPr>
         <w:t>D. A precondition</w:t>
       </w:r>
     </w:p>
     <w:p>
       <w:r>
+        <w:rPr>
+          <w:b w:val="0"/>
+          <w:i w:val="0"/>
+        </w:rPr>
         <w:t>Your answer: ☐</w:t>
       </w:r>
     </w:p>
@@ -123,45 +116,76 @@
       <w:r>
         <w:rPr>
           <w:b/>
+          <w:i w:val="0"/>
         </w:rPr>
         <w:t>2.</w:t>
       </w:r>
       <w:r>
+        <w:rPr>
+          <w:b w:val="0"/>
+          <w:i w:val="0"/>
+        </w:rPr>
         <w:t xml:space="preserve"> A developer designing a banking app creates one </w:t>
       </w:r>
       <w:r>
         <w:rPr>
           <w:rFonts w:ascii="Consolas" w:hAnsi="Consolas"/>
+          <w:b w:val="0"/>
+          <w:i w:val="0"/>
           <w:sz w:val="19"/>
         </w:rPr>
         <w:t>Account</w:t>
       </w:r>
       <w:r>
+        <w:rPr>
+          <w:b w:val="0"/>
+          <w:i w:val="0"/>
+        </w:rPr>
         <w:t xml:space="preserve"> class used for both savings and current accounts by capturing their shared characteristics. Which form of abstraction is this?</w:t>
       </w:r>
     </w:p>
     <w:p>
       <w:r>
+        <w:rPr>
+          <w:b w:val="0"/>
+          <w:i w:val="0"/>
+        </w:rPr>
         <w:t>A. Representational abstraction</w:t>
       </w:r>
     </w:p>
     <w:p>
       <w:r>
+        <w:rPr>
+          <w:b w:val="0"/>
+          <w:i w:val="0"/>
+        </w:rPr>
         <w:t>B. Procedural ordering</w:t>
       </w:r>
     </w:p>
     <w:p>
       <w:r>
+        <w:rPr>
+          <w:b w:val="0"/>
+          <w:i w:val="0"/>
+        </w:rPr>
         <w:t>C. Generalisation / categorisation</w:t>
       </w:r>
     </w:p>
     <w:p>
       <w:r>
+        <w:rPr>
+          <w:b w:val="0"/>
+          <w:i w:val="0"/>
+        </w:rPr>
         <w:t>D. Concurrency</w:t>
       </w:r>
     </w:p>
     <w:p>
       <w:r>
+        <w:rPr>
+          <w:b w:val="0"/>
+          <w:i w:val="0"/>
+        </w:rPr>
         <w:t>Your answer: ☐</w:t>
       </w:r>
     </w:p>
@@ -169,44 +193,74 @@
       <w:r>
         <w:rPr>
           <w:b/>
+          <w:i w:val="0"/>
         </w:rPr>
         <w:t>3.</w:t>
       </w:r>
       <w:r>
+        <w:rPr>
+          <w:b w:val="0"/>
+          <w:i w:val="0"/>
+        </w:rPr>
         <w:t xml:space="preserve"> For a chess-playing program, which detail is it most appropriate to </w:t>
       </w:r>
       <w:r>
         <w:rPr>
           <w:b/>
+          <w:i w:val="0"/>
         </w:rPr>
         <w:t>discard</w:t>
       </w:r>
       <w:r>
+        <w:rPr>
+          <w:b w:val="0"/>
+          <w:i w:val="0"/>
+        </w:rPr>
         <w:t xml:space="preserve"> through abstraction?</w:t>
       </w:r>
     </w:p>
     <w:p>
       <w:r>
+        <w:rPr>
+          <w:b w:val="0"/>
+          <w:i w:val="0"/>
+        </w:rPr>
         <w:t>A. The rules governing how each piece moves</w:t>
       </w:r>
     </w:p>
     <w:p>
       <w:r>
+        <w:rPr>
+          <w:b w:val="0"/>
+          <w:i w:val="0"/>
+        </w:rPr>
         <w:t>B. The current position of every piece</w:t>
       </w:r>
     </w:p>
     <w:p>
       <w:r>
+        <w:rPr>
+          <w:b w:val="0"/>
+          <w:i w:val="0"/>
+        </w:rPr>
         <w:t>C. The material and weight of the physical chess pieces</w:t>
       </w:r>
     </w:p>
     <w:p>
       <w:r>
+        <w:rPr>
+          <w:b w:val="0"/>
+          <w:i w:val="0"/>
+        </w:rPr>
         <w:t>D. Whose turn it is to move</w:t>
       </w:r>
     </w:p>
     <w:p>
       <w:r>
+        <w:rPr>
+          <w:b w:val="0"/>
+          <w:i w:val="0"/>
+        </w:rPr>
         <w:t>Your answer: ☐</w:t>
       </w:r>
     </w:p>
@@ -214,35 +268,60 @@
       <w:r>
         <w:rPr>
           <w:b/>
+          <w:i w:val="0"/>
         </w:rPr>
         <w:t>4.</w:t>
       </w:r>
       <w:r>
+        <w:rPr>
+          <w:b w:val="0"/>
+          <w:i w:val="0"/>
+        </w:rPr>
         <w:t xml:space="preserve"> A student claims "abstraction means breaking the problem into smaller sub-problems." This is wrong because that describes:</w:t>
       </w:r>
     </w:p>
     <w:p>
       <w:r>
+        <w:rPr>
+          <w:b w:val="0"/>
+          <w:i w:val="0"/>
+        </w:rPr>
         <w:t>A. Caching</w:t>
       </w:r>
     </w:p>
     <w:p>
       <w:r>
+        <w:rPr>
+          <w:b w:val="0"/>
+          <w:i w:val="0"/>
+        </w:rPr>
         <w:t>B. Decomposition</w:t>
       </w:r>
     </w:p>
     <w:p>
       <w:r>
+        <w:rPr>
+          <w:b w:val="0"/>
+          <w:i w:val="0"/>
+        </w:rPr>
         <w:t>C. Generalisation</w:t>
       </w:r>
     </w:p>
     <w:p>
       <w:r>
+        <w:rPr>
+          <w:b w:val="0"/>
+          <w:i w:val="0"/>
+        </w:rPr>
         <w:t>D. A decision point</w:t>
       </w:r>
     </w:p>
     <w:p>
       <w:r>
+        <w:rPr>
+          <w:b w:val="0"/>
+          <w:i w:val="0"/>
+        </w:rPr>
         <w:t>Your answer: ☐</w:t>
       </w:r>
     </w:p>
@@ -250,35 +329,60 @@
       <w:r>
         <w:rPr>
           <w:b/>
+          <w:i w:val="0"/>
         </w:rPr>
         <w:t>5.</w:t>
       </w:r>
       <w:r>
+        <w:rPr>
+          <w:b w:val="0"/>
+          <w:i w:val="0"/>
+        </w:rPr>
         <w:t xml:space="preserve"> The London Underground map shows lines and stations but not the true geographic distance or curve of the track. The map is useful because abstraction has:</w:t>
       </w:r>
     </w:p>
     <w:p>
       <w:r>
+        <w:rPr>
+          <w:b w:val="0"/>
+          <w:i w:val="0"/>
+        </w:rPr>
         <w:t>A. Added extra detail to help navigation</w:t>
       </w:r>
     </w:p>
     <w:p>
       <w:r>
+        <w:rPr>
+          <w:b w:val="0"/>
+          <w:i w:val="0"/>
+        </w:rPr>
         <w:t>B. Removed detail irrelevant to the task of choosing a route</w:t>
       </w:r>
     </w:p>
     <w:p>
       <w:r>
+        <w:rPr>
+          <w:b w:val="0"/>
+          <w:i w:val="0"/>
+        </w:rPr>
         <w:t>C. Split the journey into sub-procedures</w:t>
       </w:r>
     </w:p>
     <w:p>
       <w:r>
+        <w:rPr>
+          <w:b w:val="0"/>
+          <w:i w:val="0"/>
+        </w:rPr>
         <w:t>D. Run several tasks at once</w:t>
       </w:r>
     </w:p>
     <w:p>
       <w:r>
+        <w:rPr>
+          <w:b w:val="0"/>
+          <w:i w:val="0"/>
+        </w:rPr>
         <w:t>Your answer: ☐</w:t>
       </w:r>
     </w:p>
@@ -286,35 +390,60 @@
       <w:r>
         <w:rPr>
           <w:b/>
+          <w:i w:val="0"/>
         </w:rPr>
         <w:t>6.</w:t>
       </w:r>
       <w:r>
+        <w:rPr>
+          <w:b w:val="0"/>
+          <w:i w:val="0"/>
+        </w:rPr>
         <w:t xml:space="preserve"> A weather simulation models the atmosphere as a 3-D grid of cells. Choosing to represent continuous air as discrete cells is a deliberate act of:</w:t>
       </w:r>
     </w:p>
     <w:p>
       <w:r>
+        <w:rPr>
+          <w:b w:val="0"/>
+          <w:i w:val="0"/>
+        </w:rPr>
         <w:t>A. Validation</w:t>
       </w:r>
     </w:p>
     <w:p>
       <w:r>
+        <w:rPr>
+          <w:b w:val="0"/>
+          <w:i w:val="0"/>
+        </w:rPr>
         <w:t>B. Abstraction (building a simplified model of reality)</w:t>
       </w:r>
     </w:p>
     <w:p>
       <w:r>
+        <w:rPr>
+          <w:b w:val="0"/>
+          <w:i w:val="0"/>
+        </w:rPr>
         <w:t>C. Deadlock</w:t>
       </w:r>
     </w:p>
     <w:p>
       <w:r>
+        <w:rPr>
+          <w:b w:val="0"/>
+          <w:i w:val="0"/>
+        </w:rPr>
         <w:t>D. Reusable components</w:t>
       </w:r>
     </w:p>
     <w:p>
       <w:r>
+        <w:rPr>
+          <w:b w:val="0"/>
+          <w:i w:val="0"/>
+        </w:rPr>
         <w:t>Your answer: ☐</w:t>
       </w:r>
     </w:p>
@@ -330,6 +459,10 @@
         <w:pStyle w:val="Heading2"/>
       </w:pPr>
       <w:r>
+        <w:rPr>
+          <w:b w:val="0"/>
+          <w:i w:val="0"/>
+        </w:rPr>
         <w:t>Section B — Short answer (9 marks)</w:t>
       </w:r>
     </w:p>
@@ -337,51 +470,77 @@
       <w:r>
         <w:rPr>
           <w:b/>
+          <w:i w:val="0"/>
         </w:rPr>
         <w:t>7.</w:t>
       </w:r>
       <w:r>
+        <w:rPr>
+          <w:b w:val="0"/>
+          <w:i w:val="0"/>
+        </w:rPr>
         <w:t xml:space="preserve"> A games studio is building a top-down racing game. Identify </w:t>
       </w:r>
       <w:r>
         <w:rPr>
           <w:b/>
+          <w:i w:val="0"/>
         </w:rPr>
         <w:t>two</w:t>
       </w:r>
       <w:r>
+        <w:rPr>
+          <w:b w:val="0"/>
+          <w:i w:val="0"/>
+        </w:rPr>
         <w:t xml:space="preserve"> real-world details they would </w:t>
       </w:r>
       <w:r>
         <w:rPr>
+          <w:b w:val="0"/>
           <w:i/>
         </w:rPr>
         <w:t>keep</w:t>
       </w:r>
       <w:r>
+        <w:rPr>
+          <w:b w:val="0"/>
+          <w:i w:val="0"/>
+        </w:rPr>
         <w:t xml:space="preserve"> in their model of a car and </w:t>
       </w:r>
       <w:r>
         <w:rPr>
           <w:b/>
+          <w:i w:val="0"/>
         </w:rPr>
         <w:t>one</w:t>
       </w:r>
       <w:r>
+        <w:rPr>
+          <w:b w:val="0"/>
+          <w:i w:val="0"/>
+        </w:rPr>
         <w:t xml:space="preserve"> detail they would </w:t>
       </w:r>
       <w:r>
         <w:rPr>
+          <w:b w:val="0"/>
           <w:i/>
         </w:rPr>
         <w:t>discard</w:t>
       </w:r>
       <w:r>
+        <w:rPr>
+          <w:b w:val="0"/>
+          <w:i w:val="0"/>
+        </w:rPr>
         <w:t xml:space="preserve">, justifying why the discarded detail is irrelevant to this problem. </w:t>
       </w:r>
       <w:r>
         <w:rPr>
           <w:b/>
+          <w:i w:val="0"/>
         </w:rPr>
         <w:t>[3]</w:t>
       </w:r>
@@ -443,33 +602,49 @@
       <w:r>
         <w:rPr>
           <w:b/>
+          <w:i w:val="0"/>
         </w:rPr>
         <w:t>8.</w:t>
       </w:r>
       <w:r>
+        <w:rPr>
+          <w:b w:val="0"/>
+          <w:i w:val="0"/>
+        </w:rPr>
         <w:t xml:space="preserve"> Explain the difference between </w:t>
       </w:r>
       <w:r>
         <w:rPr>
+          <w:b w:val="0"/>
           <w:i/>
         </w:rPr>
         <w:t>representational abstraction</w:t>
       </w:r>
       <w:r>
+        <w:rPr>
+          <w:b w:val="0"/>
+          <w:i w:val="0"/>
+        </w:rPr>
         <w:t xml:space="preserve"> and </w:t>
       </w:r>
       <w:r>
         <w:rPr>
+          <w:b w:val="0"/>
           <w:i/>
         </w:rPr>
         <w:t>generalisation</w:t>
       </w:r>
       <w:r>
+        <w:rPr>
+          <w:b w:val="0"/>
+          <w:i w:val="0"/>
+        </w:rPr>
         <w:t xml:space="preserve">, using a clear example of each. </w:t>
       </w:r>
       <w:r>
         <w:rPr>
           <w:b/>
+          <w:i w:val="0"/>
         </w:rPr>
         <w:t>[2]</w:t>
       </w:r>
@@ -516,15 +691,21 @@
       <w:r>
         <w:rPr>
           <w:b/>
+          <w:i w:val="0"/>
         </w:rPr>
         <w:t>9.</w:t>
       </w:r>
       <w:r>
+        <w:rPr>
+          <w:b w:val="0"/>
+          <w:i w:val="0"/>
+        </w:rPr>
         <w:t xml:space="preserve"> A satnav represents a country's road system as a graph of nodes and weighted edges. Explain what the nodes and the edge weights represent, and why this abstraction is appropriate for finding the fastest route. </w:t>
       </w:r>
       <w:r>
         <w:rPr>
           <w:b/>
+          <w:i w:val="0"/>
         </w:rPr>
         <w:t>[2]</w:t>
       </w:r>
@@ -571,25 +752,37 @@
       <w:r>
         <w:rPr>
           <w:b/>
+          <w:i w:val="0"/>
         </w:rPr>
         <w:t>10.</w:t>
       </w:r>
       <w:r>
+        <w:rPr>
+          <w:b w:val="0"/>
+          <w:i w:val="0"/>
+        </w:rPr>
         <w:t xml:space="preserve"> State why a generalised, abstract model (e.g. a single </w:t>
       </w:r>
       <w:r>
         <w:rPr>
           <w:rFonts w:ascii="Consolas" w:hAnsi="Consolas"/>
+          <w:b w:val="0"/>
+          <w:i w:val="0"/>
           <w:sz w:val="19"/>
         </w:rPr>
         <w:t>Shape</w:t>
       </w:r>
       <w:r>
+        <w:rPr>
+          <w:b w:val="0"/>
+          <w:i w:val="0"/>
+        </w:rPr>
         <w:t xml:space="preserve"> type for circles and squares) can make a program easier to extend later. </w:t>
       </w:r>
       <w:r>
         <w:rPr>
           <w:b/>
+          <w:i w:val="0"/>
         </w:rPr>
         <w:t>[2]</w:t>
       </w:r>
@@ -644,6 +837,10 @@
         <w:pStyle w:val="Heading2"/>
       </w:pPr>
       <w:r>
+        <w:rPr>
+          <w:b w:val="0"/>
+          <w:i w:val="0"/>
+        </w:rPr>
         <w:t>Section C — Applied question (5 marks)</w:t>
       </w:r>
     </w:p>
@@ -651,42 +848,63 @@
       <w:r>
         <w:rPr>
           <w:b/>
+          <w:i w:val="0"/>
         </w:rPr>
         <w:t>11.</w:t>
       </w:r>
       <w:r>
+        <w:rPr>
+          <w:b w:val="0"/>
+          <w:i w:val="0"/>
+        </w:rPr>
         <w:t xml:space="preserve"> A hospital wants software to manage patient appointments. Explain how the developers would use abstraction to design a model of a "patient" for this system. Your answer should name specific data the model would </w:t>
       </w:r>
       <w:r>
         <w:rPr>
           <w:b/>
+          <w:i w:val="0"/>
         </w:rPr>
         <w:t>keep</w:t>
       </w:r>
       <w:r>
+        <w:rPr>
+          <w:b w:val="0"/>
+          <w:i w:val="0"/>
+        </w:rPr>
         <w:t xml:space="preserve">, specific real-world detail it would </w:t>
       </w:r>
       <w:r>
         <w:rPr>
           <w:b/>
+          <w:i w:val="0"/>
         </w:rPr>
         <w:t>discard</w:t>
       </w:r>
       <w:r>
+        <w:rPr>
+          <w:b w:val="0"/>
+          <w:i w:val="0"/>
+        </w:rPr>
         <w:t xml:space="preserve">, and justify </w:t>
       </w:r>
       <w:r>
         <w:rPr>
+          <w:b w:val="0"/>
           <w:i/>
         </w:rPr>
         <w:t>why</w:t>
       </w:r>
       <w:r>
+        <w:rPr>
+          <w:b w:val="0"/>
+          <w:i w:val="0"/>
+        </w:rPr>
         <w:t xml:space="preserve"> each discarded detail is irrelevant to the appointments problem. </w:t>
       </w:r>
       <w:r>
         <w:rPr>
           <w:b/>
+          <w:i w:val="0"/>
         </w:rPr>
         <w:t>[5]</w:t>
       </w:r>

--- a/Course/2 Component 2 - Algorithms and Programming/2.1 Elements of Computational Thinking/2.1.1 Thinking Abstractly/3 Worksheet (editable).docx
+++ b/Course/2 Component 2 - Algorithms and Programming/2.1 Elements of Computational Thinking/2.1.1 Thinking Abstractly/3 Worksheet (editable).docx
@@ -545,38 +545,32 @@
         <w:t>[3]</w:t>
       </w:r>
     </w:p>
-    <w:p>
-      <w:pPr>
-        <w:spacing w:before="260"/>
-        <w:pBdr>
-          <w:bottom w:val="single" w:sz="4" w:space="1" w:color="AAB4C0"/>
-        </w:pBdr>
-      </w:pPr>
-    </w:p>
-    <w:p>
-      <w:pPr>
-        <w:spacing w:before="260"/>
-        <w:pBdr>
-          <w:bottom w:val="single" w:sz="4" w:space="1" w:color="AAB4C0"/>
-        </w:pBdr>
-      </w:pPr>
-    </w:p>
-    <w:p>
-      <w:pPr>
-        <w:spacing w:before="260"/>
-        <w:pBdr>
-          <w:bottom w:val="single" w:sz="4" w:space="1" w:color="AAB4C0"/>
-        </w:pBdr>
-      </w:pPr>
-    </w:p>
-    <w:p>
-      <w:pPr>
-        <w:spacing w:before="260"/>
-        <w:pBdr>
-          <w:bottom w:val="single" w:sz="4" w:space="1" w:color="AAB4C0"/>
-        </w:pBdr>
-      </w:pPr>
-    </w:p>
+    <w:tbl>
+      <w:tblPr>
+        <w:tblStyle w:val="TableGrid"/>
+        <w:tblW w:type="auto" w:w="0"/>
+        <w:tblLook w:firstColumn="1" w:firstRow="1" w:lastColumn="0" w:lastRow="0" w:noHBand="0" w:noVBand="1" w:val="04A0"/>
+      </w:tblPr>
+      <w:tblGrid>
+        <w:gridCol w:w="8640"/>
+      </w:tblGrid>
+      <w:tr>
+        <w:trPr>
+          <w:trHeight w:val="1360" w:hRule="atLeast"/>
+        </w:trPr>
+        <w:tc>
+          <w:tcPr>
+            <w:tcW w:type="dxa" w:w="8640"/>
+          </w:tcPr>
+          <w:p>
+            <w:pPr>
+              <w:spacing w:before="40"/>
+            </w:pPr>
+          </w:p>
+        </w:tc>
+      </w:tr>
+    </w:tbl>
+    <w:p/>
     <w:p>
       <w:pPr>
         <w:pBdr>
@@ -649,30 +643,32 @@
         <w:t>[2]</w:t>
       </w:r>
     </w:p>
-    <w:p>
-      <w:pPr>
-        <w:spacing w:before="260"/>
-        <w:pBdr>
-          <w:bottom w:val="single" w:sz="4" w:space="1" w:color="AAB4C0"/>
-        </w:pBdr>
-      </w:pPr>
-    </w:p>
-    <w:p>
-      <w:pPr>
-        <w:spacing w:before="260"/>
-        <w:pBdr>
-          <w:bottom w:val="single" w:sz="4" w:space="1" w:color="AAB4C0"/>
-        </w:pBdr>
-      </w:pPr>
-    </w:p>
-    <w:p>
-      <w:pPr>
-        <w:spacing w:before="260"/>
-        <w:pBdr>
-          <w:bottom w:val="single" w:sz="4" w:space="1" w:color="AAB4C0"/>
-        </w:pBdr>
-      </w:pPr>
-    </w:p>
+    <w:tbl>
+      <w:tblPr>
+        <w:tblStyle w:val="TableGrid"/>
+        <w:tblW w:type="auto" w:w="0"/>
+        <w:tblLook w:firstColumn="1" w:firstRow="1" w:lastColumn="0" w:lastRow="0" w:noHBand="0" w:noVBand="1" w:val="04A0"/>
+      </w:tblPr>
+      <w:tblGrid>
+        <w:gridCol w:w="8640"/>
+      </w:tblGrid>
+      <w:tr>
+        <w:trPr>
+          <w:trHeight w:val="1020" w:hRule="atLeast"/>
+        </w:trPr>
+        <w:tc>
+          <w:tcPr>
+            <w:tcW w:type="dxa" w:w="8640"/>
+          </w:tcPr>
+          <w:p>
+            <w:pPr>
+              <w:spacing w:before="40"/>
+            </w:pPr>
+          </w:p>
+        </w:tc>
+      </w:tr>
+    </w:tbl>
+    <w:p/>
     <w:p>
       <w:pPr>
         <w:pBdr>
@@ -710,30 +706,32 @@
         <w:t>[2]</w:t>
       </w:r>
     </w:p>
-    <w:p>
-      <w:pPr>
-        <w:spacing w:before="260"/>
-        <w:pBdr>
-          <w:bottom w:val="single" w:sz="4" w:space="1" w:color="AAB4C0"/>
-        </w:pBdr>
-      </w:pPr>
-    </w:p>
-    <w:p>
-      <w:pPr>
-        <w:spacing w:before="260"/>
-        <w:pBdr>
-          <w:bottom w:val="single" w:sz="4" w:space="1" w:color="AAB4C0"/>
-        </w:pBdr>
-      </w:pPr>
-    </w:p>
-    <w:p>
-      <w:pPr>
-        <w:spacing w:before="260"/>
-        <w:pBdr>
-          <w:bottom w:val="single" w:sz="4" w:space="1" w:color="AAB4C0"/>
-        </w:pBdr>
-      </w:pPr>
-    </w:p>
+    <w:tbl>
+      <w:tblPr>
+        <w:tblStyle w:val="TableGrid"/>
+        <w:tblW w:type="auto" w:w="0"/>
+        <w:tblLook w:firstColumn="1" w:firstRow="1" w:lastColumn="0" w:lastRow="0" w:noHBand="0" w:noVBand="1" w:val="04A0"/>
+      </w:tblPr>
+      <w:tblGrid>
+        <w:gridCol w:w="8640"/>
+      </w:tblGrid>
+      <w:tr>
+        <w:trPr>
+          <w:trHeight w:val="1020" w:hRule="atLeast"/>
+        </w:trPr>
+        <w:tc>
+          <w:tcPr>
+            <w:tcW w:type="dxa" w:w="8640"/>
+          </w:tcPr>
+          <w:p>
+            <w:pPr>
+              <w:spacing w:before="40"/>
+            </w:pPr>
+          </w:p>
+        </w:tc>
+      </w:tr>
+    </w:tbl>
+    <w:p/>
     <w:p>
       <w:pPr>
         <w:pBdr>
@@ -787,30 +785,32 @@
         <w:t>[2]</w:t>
       </w:r>
     </w:p>
-    <w:p>
-      <w:pPr>
-        <w:spacing w:before="260"/>
-        <w:pBdr>
-          <w:bottom w:val="single" w:sz="4" w:space="1" w:color="AAB4C0"/>
-        </w:pBdr>
-      </w:pPr>
-    </w:p>
-    <w:p>
-      <w:pPr>
-        <w:spacing w:before="260"/>
-        <w:pBdr>
-          <w:bottom w:val="single" w:sz="4" w:space="1" w:color="AAB4C0"/>
-        </w:pBdr>
-      </w:pPr>
-    </w:p>
-    <w:p>
-      <w:pPr>
-        <w:spacing w:before="260"/>
-        <w:pBdr>
-          <w:bottom w:val="single" w:sz="4" w:space="1" w:color="AAB4C0"/>
-        </w:pBdr>
-      </w:pPr>
-    </w:p>
+    <w:tbl>
+      <w:tblPr>
+        <w:tblStyle w:val="TableGrid"/>
+        <w:tblW w:type="auto" w:w="0"/>
+        <w:tblLook w:firstColumn="1" w:firstRow="1" w:lastColumn="0" w:lastRow="0" w:noHBand="0" w:noVBand="1" w:val="04A0"/>
+      </w:tblPr>
+      <w:tblGrid>
+        <w:gridCol w:w="8640"/>
+      </w:tblGrid>
+      <w:tr>
+        <w:trPr>
+          <w:trHeight w:val="1020" w:hRule="atLeast"/>
+        </w:trPr>
+        <w:tc>
+          <w:tcPr>
+            <w:tcW w:type="dxa" w:w="8640"/>
+          </w:tcPr>
+          <w:p>
+            <w:pPr>
+              <w:spacing w:before="40"/>
+            </w:pPr>
+          </w:p>
+        </w:tc>
+      </w:tr>
+    </w:tbl>
+    <w:p/>
     <w:p>
       <w:pPr>
         <w:pBdr>
@@ -909,62 +909,32 @@
         <w:t>[5]</w:t>
       </w:r>
     </w:p>
-    <w:p>
-      <w:pPr>
-        <w:spacing w:before="260"/>
-        <w:pBdr>
-          <w:bottom w:val="single" w:sz="4" w:space="1" w:color="AAB4C0"/>
-        </w:pBdr>
-      </w:pPr>
-    </w:p>
-    <w:p>
-      <w:pPr>
-        <w:spacing w:before="260"/>
-        <w:pBdr>
-          <w:bottom w:val="single" w:sz="4" w:space="1" w:color="AAB4C0"/>
-        </w:pBdr>
-      </w:pPr>
-    </w:p>
-    <w:p>
-      <w:pPr>
-        <w:spacing w:before="260"/>
-        <w:pBdr>
-          <w:bottom w:val="single" w:sz="4" w:space="1" w:color="AAB4C0"/>
-        </w:pBdr>
-      </w:pPr>
-    </w:p>
-    <w:p>
-      <w:pPr>
-        <w:spacing w:before="260"/>
-        <w:pBdr>
-          <w:bottom w:val="single" w:sz="4" w:space="1" w:color="AAB4C0"/>
-        </w:pBdr>
-      </w:pPr>
-    </w:p>
-    <w:p>
-      <w:pPr>
-        <w:spacing w:before="260"/>
-        <w:pBdr>
-          <w:bottom w:val="single" w:sz="4" w:space="1" w:color="AAB4C0"/>
-        </w:pBdr>
-      </w:pPr>
-    </w:p>
-    <w:p>
-      <w:pPr>
-        <w:spacing w:before="260"/>
-        <w:pBdr>
-          <w:bottom w:val="single" w:sz="4" w:space="1" w:color="AAB4C0"/>
-        </w:pBdr>
-      </w:pPr>
-    </w:p>
-    <w:p>
-      <w:pPr>
-        <w:spacing w:before="260"/>
-        <w:pBdr>
-          <w:bottom w:val="single" w:sz="4" w:space="1" w:color="AAB4C0"/>
-        </w:pBdr>
-      </w:pPr>
-    </w:p>
+    <w:tbl>
+      <w:tblPr>
+        <w:tblStyle w:val="TableGrid"/>
+        <w:tblW w:type="auto" w:w="0"/>
+        <w:tblLook w:firstColumn="1" w:firstRow="1" w:lastColumn="0" w:lastRow="0" w:noHBand="0" w:noVBand="1" w:val="04A0"/>
+      </w:tblPr>
+      <w:tblGrid>
+        <w:gridCol w:w="8640"/>
+      </w:tblGrid>
+      <w:tr>
+        <w:trPr>
+          <w:trHeight w:val="2380" w:hRule="atLeast"/>
+        </w:trPr>
+        <w:tc>
+          <w:tcPr>
+            <w:tcW w:type="dxa" w:w="8640"/>
+          </w:tcPr>
+          <w:p>
+            <w:pPr>
+              <w:spacing w:before="40"/>
+            </w:pPr>
+          </w:p>
+        </w:tc>
+      </w:tr>
+    </w:tbl>
+    <w:p/>
     <w:p>
       <w:pPr>
         <w:pBdr>
